--- a/data/cp.docx
+++ b/data/cp.docx
@@ -1745,7 +1745,7 @@
           <w:sz w:val="18"/>
           <w:szCs w:val="18"/>
         </w:rPr>
-        <w:t>, nákladové stredisko.</w:t>
+        <w:t>, nákladové stredisko</w:t>
       </w:r>
       <w:r>
         <w:rPr>
@@ -1756,7 +1756,7 @@
           <w:sz w:val="18"/>
           <w:szCs w:val="18"/>
         </w:rPr>
-        <w:t>......</w:t>
+        <w:t xml:space="preserve"> 136010100</w:t>
       </w:r>
       <w:r>
         <w:rPr>
@@ -1767,7 +1767,7 @@
           <w:sz w:val="18"/>
           <w:szCs w:val="18"/>
         </w:rPr>
-        <w:t>.............</w:t>
+        <w:t>, podpoložka</w:t>
       </w:r>
       <w:r>
         <w:rPr>
@@ -1778,7 +1778,7 @@
           <w:sz w:val="18"/>
           <w:szCs w:val="18"/>
         </w:rPr>
-        <w:t>....</w:t>
+        <w:t xml:space="preserve"> </w:t>
       </w:r>
       <w:r>
         <w:rPr>
@@ -1789,7 +1789,7 @@
           <w:sz w:val="18"/>
           <w:szCs w:val="18"/>
         </w:rPr>
-        <w:t>............</w:t>
+        <w:t>631001</w:t>
       </w:r>
       <w:r>
         <w:rPr>
@@ -1800,7 +1800,7 @@
           <w:sz w:val="18"/>
           <w:szCs w:val="18"/>
         </w:rPr>
-        <w:t>.....</w:t>
+        <w:t>, program</w:t>
       </w:r>
       <w:r>
         <w:rPr>
@@ -1811,7 +1811,7 @@
           <w:sz w:val="18"/>
           <w:szCs w:val="18"/>
         </w:rPr>
-        <w:t>.., podpoložka</w:t>
+        <w:t xml:space="preserve"> </w:t>
       </w:r>
       <w:r>
         <w:rPr>
@@ -1822,7 +1822,7 @@
           <w:sz w:val="18"/>
           <w:szCs w:val="18"/>
         </w:rPr>
-        <w:t xml:space="preserve"> </w:t>
+        <w:t>0D60301</w:t>
       </w:r>
       <w:r>
         <w:rPr>
@@ -1833,7 +1833,7 @@
           <w:sz w:val="18"/>
           <w:szCs w:val="18"/>
         </w:rPr>
-        <w:t>631001</w:t>
+        <w:t xml:space="preserve">, funkčná </w:t>
       </w:r>
       <w:r>
         <w:rPr>
@@ -1844,7 +1844,7 @@
           <w:sz w:val="18"/>
           <w:szCs w:val="18"/>
         </w:rPr>
-        <w:t>, program.</w:t>
+        <w:t xml:space="preserve">         </w:t>
       </w:r>
       <w:r>
         <w:rPr>
@@ -1855,7 +1855,7 @@
           <w:sz w:val="18"/>
           <w:szCs w:val="18"/>
         </w:rPr>
-        <w:t>....................</w:t>
+        <w:t>klasifikácia</w:t>
       </w:r>
       <w:r>
         <w:rPr>
@@ -1866,7 +1866,7 @@
           <w:sz w:val="18"/>
           <w:szCs w:val="18"/>
         </w:rPr>
-        <w:t>.......</w:t>
+        <w:t xml:space="preserve"> 0111</w:t>
       </w:r>
       <w:r>
         <w:rPr>
@@ -1877,73 +1877,7 @@
           <w:sz w:val="18"/>
           <w:szCs w:val="18"/>
         </w:rPr>
-        <w:t>...., funkčná klasifikácia.</w:t>
-      </w:r>
-      <w:r>
-        <w:rPr>
-          <w:rFonts w:ascii="Times New Roman" w:eastAsia="Calibri" w:hAnsi="Times New Roman" w:cs="Times New Roman"/>
-          <w:color w:val="000000" w:themeColor="text1"/>
-          <w:spacing w:val="-5"/>
-          <w:w w:val="86"/>
-          <w:sz w:val="18"/>
-          <w:szCs w:val="18"/>
-        </w:rPr>
-        <w:t>..</w:t>
-      </w:r>
-      <w:r>
-        <w:rPr>
-          <w:rFonts w:ascii="Times New Roman" w:eastAsia="Calibri" w:hAnsi="Times New Roman" w:cs="Times New Roman"/>
-          <w:color w:val="000000" w:themeColor="text1"/>
-          <w:spacing w:val="-5"/>
-          <w:w w:val="86"/>
-          <w:sz w:val="18"/>
-          <w:szCs w:val="18"/>
-        </w:rPr>
-        <w:t>...........</w:t>
-      </w:r>
-      <w:r>
-        <w:rPr>
-          <w:rFonts w:ascii="Times New Roman" w:eastAsia="Calibri" w:hAnsi="Times New Roman" w:cs="Times New Roman"/>
-          <w:color w:val="000000" w:themeColor="text1"/>
-          <w:spacing w:val="-5"/>
-          <w:w w:val="86"/>
-          <w:sz w:val="18"/>
-          <w:szCs w:val="18"/>
-        </w:rPr>
-        <w:t>.....</w:t>
-      </w:r>
-      <w:r>
-        <w:rPr>
-          <w:rFonts w:ascii="Times New Roman" w:eastAsia="Calibri" w:hAnsi="Times New Roman" w:cs="Times New Roman"/>
-          <w:color w:val="000000" w:themeColor="text1"/>
-          <w:spacing w:val="-5"/>
-          <w:w w:val="86"/>
-          <w:sz w:val="18"/>
-          <w:szCs w:val="18"/>
-        </w:rPr>
-        <w:t>.</w:t>
-      </w:r>
-      <w:r>
-        <w:rPr>
-          <w:rFonts w:ascii="Times New Roman" w:eastAsia="Calibri" w:hAnsi="Times New Roman" w:cs="Times New Roman"/>
-          <w:color w:val="000000" w:themeColor="text1"/>
-          <w:spacing w:val="-5"/>
-          <w:w w:val="86"/>
-          <w:sz w:val="18"/>
-          <w:szCs w:val="18"/>
-        </w:rPr>
-        <w:t>....</w:t>
-      </w:r>
-      <w:r>
-        <w:rPr>
-          <w:rFonts w:ascii="Times New Roman" w:eastAsia="Calibri" w:hAnsi="Times New Roman" w:cs="Times New Roman"/>
-          <w:color w:val="000000" w:themeColor="text1"/>
-          <w:spacing w:val="-5"/>
-          <w:w w:val="86"/>
-          <w:sz w:val="18"/>
-          <w:szCs w:val="18"/>
-        </w:rPr>
-        <w:t>........, zdroj</w:t>
+        <w:t>, zdroj</w:t>
       </w:r>
       <w:r>
         <w:rPr>
@@ -8571,51 +8505,29 @@
           <w:sz w:val="18"/>
           <w:szCs w:val="18"/>
         </w:rPr>
-        <w:t>, nákladové stredisko ......................</w:t>
-      </w:r>
-      <w:r>
-        <w:rPr>
-          <w:rFonts w:ascii="Times New Roman" w:eastAsia="Calibri" w:hAnsi="Times New Roman" w:cs="Times New Roman"/>
-          <w:bCs/>
-          <w:spacing w:val="-5"/>
-          <w:w w:val="86"/>
-          <w:sz w:val="18"/>
-          <w:szCs w:val="18"/>
-        </w:rPr>
-        <w:t>....</w:t>
-      </w:r>
-      <w:r>
-        <w:rPr>
-          <w:rFonts w:ascii="Times New Roman" w:eastAsia="Calibri" w:hAnsi="Times New Roman" w:cs="Times New Roman"/>
-          <w:bCs/>
-          <w:spacing w:val="-5"/>
-          <w:w w:val="86"/>
-          <w:sz w:val="18"/>
-          <w:szCs w:val="18"/>
-        </w:rPr>
-        <w:t>...</w:t>
-      </w:r>
-      <w:r>
-        <w:rPr>
-          <w:rFonts w:ascii="Times New Roman" w:eastAsia="Calibri" w:hAnsi="Times New Roman" w:cs="Times New Roman"/>
-          <w:bCs/>
-          <w:spacing w:val="-5"/>
-          <w:w w:val="86"/>
-          <w:sz w:val="18"/>
-          <w:szCs w:val="18"/>
-        </w:rPr>
-        <w:t>....</w:t>
-      </w:r>
-      <w:r>
-        <w:rPr>
-          <w:rFonts w:ascii="Times New Roman" w:eastAsia="Calibri" w:hAnsi="Times New Roman" w:cs="Times New Roman"/>
-          <w:bCs/>
-          <w:spacing w:val="-5"/>
-          <w:w w:val="86"/>
-          <w:sz w:val="18"/>
-          <w:szCs w:val="18"/>
-        </w:rPr>
-        <w:t xml:space="preserve">..........., podpoložka </w:t>
+        <w:t xml:space="preserve">, nákladové stredisko </w:t>
+      </w:r>
+      <w:r>
+        <w:rPr>
+          <w:rFonts w:ascii="Times New Roman" w:eastAsia="Calibri" w:hAnsi="Times New Roman" w:cs="Times New Roman"/>
+          <w:bCs/>
+          <w:spacing w:val="-5"/>
+          <w:w w:val="86"/>
+          <w:sz w:val="18"/>
+          <w:szCs w:val="18"/>
+        </w:rPr>
+        <w:t>136010100</w:t>
+      </w:r>
+      <w:r>
+        <w:rPr>
+          <w:rFonts w:ascii="Times New Roman" w:eastAsia="Calibri" w:hAnsi="Times New Roman" w:cs="Times New Roman"/>
+          <w:bCs/>
+          <w:spacing w:val="-5"/>
+          <w:w w:val="86"/>
+          <w:sz w:val="18"/>
+          <w:szCs w:val="18"/>
+        </w:rPr>
+        <w:t xml:space="preserve">, podpoložka </w:t>
       </w:r>
       <w:r>
         <w:rPr>
@@ -8637,62 +8549,51 @@
           <w:sz w:val="18"/>
           <w:szCs w:val="18"/>
         </w:rPr>
-        <w:t>,  program ............</w:t>
-      </w:r>
-      <w:r>
-        <w:rPr>
-          <w:rFonts w:ascii="Times New Roman" w:eastAsia="Calibri" w:hAnsi="Times New Roman" w:cs="Times New Roman"/>
-          <w:bCs/>
-          <w:spacing w:val="-5"/>
-          <w:w w:val="86"/>
-          <w:sz w:val="18"/>
-          <w:szCs w:val="18"/>
-        </w:rPr>
-        <w:t>.............</w:t>
-      </w:r>
-      <w:r>
-        <w:rPr>
-          <w:rFonts w:ascii="Times New Roman" w:eastAsia="Calibri" w:hAnsi="Times New Roman" w:cs="Times New Roman"/>
-          <w:bCs/>
-          <w:spacing w:val="-5"/>
-          <w:w w:val="86"/>
-          <w:sz w:val="18"/>
-          <w:szCs w:val="18"/>
-        </w:rPr>
-        <w:t>......</w:t>
-      </w:r>
-      <w:r>
-        <w:rPr>
-          <w:rFonts w:ascii="Times New Roman" w:eastAsia="Calibri" w:hAnsi="Times New Roman" w:cs="Times New Roman"/>
-          <w:bCs/>
-          <w:spacing w:val="-5"/>
-          <w:w w:val="86"/>
-          <w:sz w:val="18"/>
-          <w:szCs w:val="18"/>
-        </w:rPr>
-        <w:t>..........., funkčná klasifikácia ..............</w:t>
-      </w:r>
-      <w:r>
-        <w:rPr>
-          <w:rFonts w:ascii="Times New Roman" w:eastAsia="Calibri" w:hAnsi="Times New Roman" w:cs="Times New Roman"/>
-          <w:bCs/>
-          <w:spacing w:val="-5"/>
-          <w:w w:val="86"/>
-          <w:sz w:val="18"/>
-          <w:szCs w:val="18"/>
-        </w:rPr>
-        <w:t>..</w:t>
-      </w:r>
-      <w:r>
-        <w:rPr>
-          <w:rFonts w:ascii="Times New Roman" w:eastAsia="Calibri" w:hAnsi="Times New Roman" w:cs="Times New Roman"/>
-          <w:bCs/>
-          <w:spacing w:val="-5"/>
-          <w:w w:val="86"/>
-          <w:sz w:val="18"/>
-          <w:szCs w:val="18"/>
-        </w:rPr>
-        <w:t xml:space="preserve">........, zdroj </w:t>
+        <w:t xml:space="preserve">,  program </w:t>
+      </w:r>
+      <w:r>
+        <w:rPr>
+          <w:rFonts w:ascii="Times New Roman" w:eastAsia="Calibri" w:hAnsi="Times New Roman" w:cs="Times New Roman"/>
+          <w:color w:val="000000" w:themeColor="text1"/>
+          <w:spacing w:val="-5"/>
+          <w:w w:val="86"/>
+          <w:sz w:val="18"/>
+          <w:szCs w:val="18"/>
+        </w:rPr>
+        <w:t>0D60301</w:t>
+      </w:r>
+      <w:r>
+        <w:rPr>
+          <w:rFonts w:ascii="Times New Roman" w:eastAsia="Calibri" w:hAnsi="Times New Roman" w:cs="Times New Roman"/>
+          <w:bCs/>
+          <w:spacing w:val="-5"/>
+          <w:w w:val="86"/>
+          <w:sz w:val="18"/>
+          <w:szCs w:val="18"/>
+        </w:rPr>
+        <w:t xml:space="preserve">, funkčná klasifikácia </w:t>
+      </w:r>
+      <w:r>
+        <w:rPr>
+          <w:rFonts w:ascii="Times New Roman" w:eastAsia="Calibri" w:hAnsi="Times New Roman" w:cs="Times New Roman"/>
+          <w:bCs/>
+          <w:spacing w:val="-5"/>
+          <w:w w:val="86"/>
+          <w:sz w:val="18"/>
+          <w:szCs w:val="18"/>
+        </w:rPr>
+        <w:t>0111</w:t>
+      </w:r>
+      <w:r>
+        <w:rPr>
+          <w:rFonts w:ascii="Times New Roman" w:eastAsia="Calibri" w:hAnsi="Times New Roman" w:cs="Times New Roman"/>
+          <w:bCs/>
+          <w:spacing w:val="-5"/>
+          <w:w w:val="86"/>
+          <w:sz w:val="18"/>
+          <w:szCs w:val="18"/>
+        </w:rPr>
+        <w:t xml:space="preserve">, zdroj </w:t>
       </w:r>
       <w:r>
         <w:rPr>
@@ -11635,6 +11536,7 @@
   <w:style w:type="character" w:default="1" w:styleId="Predvolenpsmoodseku">
     <w:name w:val="Default Paragraph Font"/>
     <w:uiPriority w:val="1"/>
+    <w:semiHidden/>
     <w:unhideWhenUsed/>
   </w:style>
   <w:style w:type="table" w:default="1" w:styleId="Normlnatabuka">
@@ -11978,23 +11880,6 @@
 </file>
 
 <file path=customXml/item1.xml><?xml version="1.0" encoding="utf-8"?>
-<p:properties xmlns:p="http://schemas.microsoft.com/office/2006/metadata/properties" xmlns:xsi="http://www.w3.org/2001/XMLSchema-instance" xmlns:pc="http://schemas.microsoft.com/office/infopath/2007/PartnerControls">
-  <documentManagement>
-    <Typ_x0020_predpisu xmlns="a447e3ff-5d52-476e-adfe-17c1c1c3d5b9" xsi:nil="true"/>
-  </documentManagement>
-</p:properties>
-</file>
-
-<file path=customXml/item2.xml><?xml version="1.0" encoding="utf-8"?>
-<?mso-contentType ?>
-<FormTemplates xmlns="http://schemas.microsoft.com/sharepoint/v3/contenttype/forms">
-  <Display>DocumentLibraryForm</Display>
-  <Edit>DocumentLibraryForm</Edit>
-  <New>DocumentLibraryForm</New>
-</FormTemplates>
-</file>
-
-<file path=customXml/item3.xml><?xml version="1.0" encoding="utf-8"?>
 <ct:contentTypeSchema xmlns:ct="http://schemas.microsoft.com/office/2006/metadata/contentType" xmlns:ma="http://schemas.microsoft.com/office/2006/metadata/properties/metaAttributes" ct:_="" ma:_="" ma:contentTypeName="Dokument" ma:contentTypeID="0x010100C2C41F480C3DA948AFE311DCC29B7C97" ma:contentTypeVersion="3" ma:contentTypeDescription="Umožňuje vytvoriť nový dokument." ma:contentTypeScope="" ma:versionID="29d15ef204402fc1de732ee40b4a71a6">
   <xsd:schema xmlns:xsd="http://www.w3.org/2001/XMLSchema" xmlns:xs="http://www.w3.org/2001/XMLSchema" xmlns:p="http://schemas.microsoft.com/office/2006/metadata/properties" xmlns:ns2="a447e3ff-5d52-476e-adfe-17c1c1c3d5b9" xmlns:ns3="7d7cdc55-6ebe-4ecb-a43c-ecb324da520f" targetNamespace="http://schemas.microsoft.com/office/2006/metadata/properties" ma:root="true" ma:fieldsID="9746969f80986966f0e32ed41c271fff" ns2:_="" ns3:_="">
     <xsd:import namespace="a447e3ff-5d52-476e-adfe-17c1c1c3d5b9"/>
@@ -12160,25 +12045,24 @@
 </ct:contentTypeSchema>
 </file>
 
-<file path=customXml/itemProps1.xml><?xml version="1.0" encoding="utf-8"?>
-<ds:datastoreItem xmlns:ds="http://schemas.openxmlformats.org/officeDocument/2006/customXml" ds:itemID="{2FA1124D-F71D-422C-AA38-203ABBFEA1C3}">
-  <ds:schemaRefs>
-    <ds:schemaRef ds:uri="http://schemas.microsoft.com/office/2006/metadata/properties"/>
-    <ds:schemaRef ds:uri="http://schemas.microsoft.com/office/infopath/2007/PartnerControls"/>
-    <ds:schemaRef ds:uri="a447e3ff-5d52-476e-adfe-17c1c1c3d5b9"/>
-  </ds:schemaRefs>
-</ds:datastoreItem>
+<file path=customXml/item2.xml><?xml version="1.0" encoding="utf-8"?>
+<?mso-contentType ?>
+<FormTemplates xmlns="http://schemas.microsoft.com/sharepoint/v3/contenttype/forms">
+  <Display>DocumentLibraryForm</Display>
+  <Edit>DocumentLibraryForm</Edit>
+  <New>DocumentLibraryForm</New>
+</FormTemplates>
 </file>
 
-<file path=customXml/itemProps2.xml><?xml version="1.0" encoding="utf-8"?>
-<ds:datastoreItem xmlns:ds="http://schemas.openxmlformats.org/officeDocument/2006/customXml" ds:itemID="{26075B3B-AADA-46FB-86D3-0486CDF733F7}">
-  <ds:schemaRefs>
-    <ds:schemaRef ds:uri="http://schemas.microsoft.com/sharepoint/v3/contenttype/forms"/>
-  </ds:schemaRefs>
-</ds:datastoreItem>
+<file path=customXml/item3.xml><?xml version="1.0" encoding="utf-8"?>
+<p:properties xmlns:p="http://schemas.microsoft.com/office/2006/metadata/properties" xmlns:xsi="http://www.w3.org/2001/XMLSchema-instance" xmlns:pc="http://schemas.microsoft.com/office/infopath/2007/PartnerControls">
+  <documentManagement>
+    <Typ_x0020_predpisu xmlns="a447e3ff-5d52-476e-adfe-17c1c1c3d5b9" xsi:nil="true"/>
+  </documentManagement>
+</p:properties>
 </file>
 
-<file path=customXml/itemProps3.xml><?xml version="1.0" encoding="utf-8"?>
+<file path=customXml/itemProps1.xml><?xml version="1.0" encoding="utf-8"?>
 <ds:datastoreItem xmlns:ds="http://schemas.openxmlformats.org/officeDocument/2006/customXml" ds:itemID="{42A1F187-9536-4151-B0AE-AB3CCD65CF95}">
   <ds:schemaRefs>
     <ds:schemaRef ds:uri="http://schemas.microsoft.com/office/2006/metadata/contentType"/>
@@ -12195,4 +12079,22 @@
     <ds:schemaRef ds:uri="http://schemas.microsoft.com/internal/obd"/>
   </ds:schemaRefs>
 </ds:datastoreItem>
+</file>
+
+<file path=customXml/itemProps2.xml><?xml version="1.0" encoding="utf-8"?>
+<ds:datastoreItem xmlns:ds="http://schemas.openxmlformats.org/officeDocument/2006/customXml" ds:itemID="{26075B3B-AADA-46FB-86D3-0486CDF733F7}">
+  <ds:schemaRefs>
+    <ds:schemaRef ds:uri="http://schemas.microsoft.com/sharepoint/v3/contenttype/forms"/>
+  </ds:schemaRefs>
+</ds:datastoreItem>
+</file>
+
+<file path=customXml/itemProps3.xml><?xml version="1.0" encoding="utf-8"?>
+<ds:datastoreItem xmlns:ds="http://schemas.openxmlformats.org/officeDocument/2006/customXml" ds:itemID="{2FA1124D-F71D-422C-AA38-203ABBFEA1C3}">
+  <ds:schemaRefs>
+    <ds:schemaRef ds:uri="http://schemas.microsoft.com/office/2006/metadata/properties"/>
+    <ds:schemaRef ds:uri="http://schemas.microsoft.com/office/infopath/2007/PartnerControls"/>
+    <ds:schemaRef ds:uri="a447e3ff-5d52-476e-adfe-17c1c1c3d5b9"/>
+  </ds:schemaRefs>
+</ds:datastoreItem>
 </file>
--- a/data/cp.docx
+++ b/data/cp.docx
@@ -1811,18 +1811,7 @@
           <w:sz w:val="18"/>
           <w:szCs w:val="18"/>
         </w:rPr>
-        <w:t xml:space="preserve"> </w:t>
-      </w:r>
-      <w:r>
-        <w:rPr>
-          <w:rFonts w:ascii="Times New Roman" w:eastAsia="Calibri" w:hAnsi="Times New Roman" w:cs="Times New Roman"/>
-          <w:color w:val="000000" w:themeColor="text1"/>
-          <w:spacing w:val="-5"/>
-          <w:w w:val="86"/>
-          <w:sz w:val="18"/>
-          <w:szCs w:val="18"/>
-        </w:rPr>
-        <w:t>0D60301</w:t>
+        <w:t xml:space="preserve"> 0D60301</w:t>
       </w:r>
       <w:r>
         <w:rPr>
@@ -2386,7 +2375,7 @@
           <w:sz w:val="18"/>
           <w:szCs w:val="18"/>
         </w:rPr>
-        <w:t xml:space="preserve">v súlade s predmetom overovania podľa zákona </w:t>
+        <w:t xml:space="preserve">v súlade s predmetom overovania podľa </w:t>
       </w:r>
       <w:r>
         <w:rPr>
@@ -2398,7 +2387,7 @@
           <w:szCs w:val="18"/>
           <w:lang w:eastAsia="sk-SK"/>
         </w:rPr>
-        <w:t>č. 315/2001 Z. z., zákona č. 283/2002 Z. z., N MV SR č</w:t>
+        <w:t>zákona č. 283/2002 Z. z., N MV SR č</w:t>
       </w:r>
       <w:r>
         <w:rPr>
@@ -9186,7 +9175,7 @@
           <w:sz w:val="18"/>
           <w:szCs w:val="18"/>
         </w:rPr>
-        <w:t xml:space="preserve">v súlade s predmetom overovania podľa zákona </w:t>
+        <w:t xml:space="preserve">v súlade s predmetom overovania podľa </w:t>
       </w:r>
       <w:r>
         <w:rPr>
@@ -9198,7 +9187,7 @@
           <w:szCs w:val="18"/>
           <w:lang w:eastAsia="sk-SK"/>
         </w:rPr>
-        <w:t xml:space="preserve">č. 315/2001 Z. z., zákona č. 283/2002 Z. z., </w:t>
+        <w:t xml:space="preserve">zákona č. 283/2002 Z. z., </w:t>
       </w:r>
       <w:r>
         <w:rPr>
@@ -11880,6 +11869,23 @@
 </file>
 
 <file path=customXml/item1.xml><?xml version="1.0" encoding="utf-8"?>
+<p:properties xmlns:p="http://schemas.microsoft.com/office/2006/metadata/properties" xmlns:xsi="http://www.w3.org/2001/XMLSchema-instance" xmlns:pc="http://schemas.microsoft.com/office/infopath/2007/PartnerControls">
+  <documentManagement>
+    <Typ_x0020_predpisu xmlns="a447e3ff-5d52-476e-adfe-17c1c1c3d5b9" xsi:nil="true"/>
+  </documentManagement>
+</p:properties>
+</file>
+
+<file path=customXml/item2.xml><?xml version="1.0" encoding="utf-8"?>
+<?mso-contentType ?>
+<FormTemplates xmlns="http://schemas.microsoft.com/sharepoint/v3/contenttype/forms">
+  <Display>DocumentLibraryForm</Display>
+  <Edit>DocumentLibraryForm</Edit>
+  <New>DocumentLibraryForm</New>
+</FormTemplates>
+</file>
+
+<file path=customXml/item3.xml><?xml version="1.0" encoding="utf-8"?>
 <ct:contentTypeSchema xmlns:ct="http://schemas.microsoft.com/office/2006/metadata/contentType" xmlns:ma="http://schemas.microsoft.com/office/2006/metadata/properties/metaAttributes" ct:_="" ma:_="" ma:contentTypeName="Dokument" ma:contentTypeID="0x010100C2C41F480C3DA948AFE311DCC29B7C97" ma:contentTypeVersion="3" ma:contentTypeDescription="Umožňuje vytvoriť nový dokument." ma:contentTypeScope="" ma:versionID="29d15ef204402fc1de732ee40b4a71a6">
   <xsd:schema xmlns:xsd="http://www.w3.org/2001/XMLSchema" xmlns:xs="http://www.w3.org/2001/XMLSchema" xmlns:p="http://schemas.microsoft.com/office/2006/metadata/properties" xmlns:ns2="a447e3ff-5d52-476e-adfe-17c1c1c3d5b9" xmlns:ns3="7d7cdc55-6ebe-4ecb-a43c-ecb324da520f" targetNamespace="http://schemas.microsoft.com/office/2006/metadata/properties" ma:root="true" ma:fieldsID="9746969f80986966f0e32ed41c271fff" ns2:_="" ns3:_="">
     <xsd:import namespace="a447e3ff-5d52-476e-adfe-17c1c1c3d5b9"/>
@@ -12045,24 +12051,25 @@
 </ct:contentTypeSchema>
 </file>
 
-<file path=customXml/item2.xml><?xml version="1.0" encoding="utf-8"?>
-<?mso-contentType ?>
-<FormTemplates xmlns="http://schemas.microsoft.com/sharepoint/v3/contenttype/forms">
-  <Display>DocumentLibraryForm</Display>
-  <Edit>DocumentLibraryForm</Edit>
-  <New>DocumentLibraryForm</New>
-</FormTemplates>
+<file path=customXml/itemProps1.xml><?xml version="1.0" encoding="utf-8"?>
+<ds:datastoreItem xmlns:ds="http://schemas.openxmlformats.org/officeDocument/2006/customXml" ds:itemID="{2FA1124D-F71D-422C-AA38-203ABBFEA1C3}">
+  <ds:schemaRefs>
+    <ds:schemaRef ds:uri="http://schemas.microsoft.com/office/2006/metadata/properties"/>
+    <ds:schemaRef ds:uri="http://schemas.microsoft.com/office/infopath/2007/PartnerControls"/>
+    <ds:schemaRef ds:uri="a447e3ff-5d52-476e-adfe-17c1c1c3d5b9"/>
+  </ds:schemaRefs>
+</ds:datastoreItem>
 </file>
 
-<file path=customXml/item3.xml><?xml version="1.0" encoding="utf-8"?>
-<p:properties xmlns:p="http://schemas.microsoft.com/office/2006/metadata/properties" xmlns:xsi="http://www.w3.org/2001/XMLSchema-instance" xmlns:pc="http://schemas.microsoft.com/office/infopath/2007/PartnerControls">
-  <documentManagement>
-    <Typ_x0020_predpisu xmlns="a447e3ff-5d52-476e-adfe-17c1c1c3d5b9" xsi:nil="true"/>
-  </documentManagement>
-</p:properties>
+<file path=customXml/itemProps2.xml><?xml version="1.0" encoding="utf-8"?>
+<ds:datastoreItem xmlns:ds="http://schemas.openxmlformats.org/officeDocument/2006/customXml" ds:itemID="{26075B3B-AADA-46FB-86D3-0486CDF733F7}">
+  <ds:schemaRefs>
+    <ds:schemaRef ds:uri="http://schemas.microsoft.com/sharepoint/v3/contenttype/forms"/>
+  </ds:schemaRefs>
+</ds:datastoreItem>
 </file>
 
-<file path=customXml/itemProps1.xml><?xml version="1.0" encoding="utf-8"?>
+<file path=customXml/itemProps3.xml><?xml version="1.0" encoding="utf-8"?>
 <ds:datastoreItem xmlns:ds="http://schemas.openxmlformats.org/officeDocument/2006/customXml" ds:itemID="{42A1F187-9536-4151-B0AE-AB3CCD65CF95}">
   <ds:schemaRefs>
     <ds:schemaRef ds:uri="http://schemas.microsoft.com/office/2006/metadata/contentType"/>
@@ -12079,22 +12086,4 @@
     <ds:schemaRef ds:uri="http://schemas.microsoft.com/internal/obd"/>
   </ds:schemaRefs>
 </ds:datastoreItem>
-</file>
-
-<file path=customXml/itemProps2.xml><?xml version="1.0" encoding="utf-8"?>
-<ds:datastoreItem xmlns:ds="http://schemas.openxmlformats.org/officeDocument/2006/customXml" ds:itemID="{26075B3B-AADA-46FB-86D3-0486CDF733F7}">
-  <ds:schemaRefs>
-    <ds:schemaRef ds:uri="http://schemas.microsoft.com/sharepoint/v3/contenttype/forms"/>
-  </ds:schemaRefs>
-</ds:datastoreItem>
-</file>
-
-<file path=customXml/itemProps3.xml><?xml version="1.0" encoding="utf-8"?>
-<ds:datastoreItem xmlns:ds="http://schemas.openxmlformats.org/officeDocument/2006/customXml" ds:itemID="{2FA1124D-F71D-422C-AA38-203ABBFEA1C3}">
-  <ds:schemaRefs>
-    <ds:schemaRef ds:uri="http://schemas.microsoft.com/office/2006/metadata/properties"/>
-    <ds:schemaRef ds:uri="http://schemas.microsoft.com/office/infopath/2007/PartnerControls"/>
-    <ds:schemaRef ds:uri="a447e3ff-5d52-476e-adfe-17c1c1c3d5b9"/>
-  </ds:schemaRefs>
-</ds:datastoreItem>
 </file>
--- a/data/cp.docx
+++ b/data/cp.docx
@@ -91,7 +91,27 @@
           <w:sz w:val="18"/>
           <w:szCs w:val="18"/>
         </w:rPr>
-        <w:t>{{ucet}}</w:t>
+        <w:t>{{</w:t>
+      </w:r>
+      <w:proofErr w:type="spellStart"/>
+      <w:r>
+        <w:rPr>
+          <w:rFonts w:ascii="Times New Roman" w:eastAsia="Calibri" w:hAnsi="Times New Roman" w:cs="Times New Roman"/>
+          <w:w w:val="96"/>
+          <w:sz w:val="18"/>
+          <w:szCs w:val="18"/>
+        </w:rPr>
+        <w:t>ucet</w:t>
+      </w:r>
+      <w:proofErr w:type="spellEnd"/>
+      <w:r>
+        <w:rPr>
+          <w:rFonts w:ascii="Times New Roman" w:eastAsia="Calibri" w:hAnsi="Times New Roman" w:cs="Times New Roman"/>
+          <w:w w:val="96"/>
+          <w:sz w:val="18"/>
+          <w:szCs w:val="18"/>
+        </w:rPr>
+        <w:t>}}</w:t>
       </w:r>
       <w:r>
         <w:rPr>
@@ -549,7 +569,31 @@
                 <w:sz w:val="18"/>
                 <w:szCs w:val="18"/>
               </w:rPr>
-              <w:t>OÚ Banská Bystrica, Nám. Ľ. Štúra, {{datum_zc}}</w:t>
+              <w:t>OÚ Banská Bystrica, Nám. Ľ. Štúra, {{</w:t>
+            </w:r>
+            <w:proofErr w:type="spellStart"/>
+            <w:r>
+              <w:rPr>
+                <w:rFonts w:ascii="Times New Roman" w:eastAsia="Calibri" w:hAnsi="Times New Roman" w:cs="Times New Roman"/>
+                <w:b/>
+                <w:spacing w:val="-7"/>
+                <w:w w:val="98"/>
+                <w:sz w:val="18"/>
+                <w:szCs w:val="18"/>
+              </w:rPr>
+              <w:t>datum_zc</w:t>
+            </w:r>
+            <w:proofErr w:type="spellEnd"/>
+            <w:r>
+              <w:rPr>
+                <w:rFonts w:ascii="Times New Roman" w:eastAsia="Calibri" w:hAnsi="Times New Roman" w:cs="Times New Roman"/>
+                <w:b/>
+                <w:spacing w:val="-7"/>
+                <w:w w:val="98"/>
+                <w:sz w:val="18"/>
+                <w:szCs w:val="18"/>
+              </w:rPr>
+              <w:t>}}</w:t>
             </w:r>
             <w:r>
               <w:rPr>
@@ -679,7 +723,31 @@
                 <w:sz w:val="18"/>
                 <w:szCs w:val="18"/>
               </w:rPr>
-              <w:t>OÚ Banská Bystrica, Nám. Ľ. Štúra, {{datum_kc}}</w:t>
+              <w:t>OÚ Banská Bystrica, Nám. Ľ. Štúra, {{</w:t>
+            </w:r>
+            <w:proofErr w:type="spellStart"/>
+            <w:r>
+              <w:rPr>
+                <w:rFonts w:ascii="Times New Roman" w:eastAsia="Calibri" w:hAnsi="Times New Roman" w:cs="Times New Roman"/>
+                <w:b/>
+                <w:spacing w:val="-7"/>
+                <w:w w:val="98"/>
+                <w:sz w:val="18"/>
+                <w:szCs w:val="18"/>
+              </w:rPr>
+              <w:t>datum_kc</w:t>
+            </w:r>
+            <w:proofErr w:type="spellEnd"/>
+            <w:r>
+              <w:rPr>
+                <w:rFonts w:ascii="Times New Roman" w:eastAsia="Calibri" w:hAnsi="Times New Roman" w:cs="Times New Roman"/>
+                <w:b/>
+                <w:spacing w:val="-7"/>
+                <w:w w:val="98"/>
+                <w:sz w:val="18"/>
+                <w:szCs w:val="18"/>
+              </w:rPr>
+              <w:t>}}</w:t>
             </w:r>
             <w:r>
               <w:rPr>
@@ -823,7 +891,33 @@
                 <w:sz w:val="18"/>
                 <w:szCs w:val="18"/>
               </w:rPr>
-              <w:t>{{spolucestujuci}}</w:t>
+              <w:t>{{</w:t>
+            </w:r>
+            <w:proofErr w:type="spellStart"/>
+            <w:r>
+              <w:rPr>
+                <w:rFonts w:ascii="Times New Roman" w:eastAsia="Calibri" w:hAnsi="Times New Roman" w:cs="Times New Roman"/>
+                <w:b/>
+                <w:bCs/>
+                <w:spacing w:val="-7"/>
+                <w:w w:val="98"/>
+                <w:sz w:val="18"/>
+                <w:szCs w:val="18"/>
+              </w:rPr>
+              <w:t>spolucestujuci</w:t>
+            </w:r>
+            <w:proofErr w:type="spellEnd"/>
+            <w:r>
+              <w:rPr>
+                <w:rFonts w:ascii="Times New Roman" w:eastAsia="Calibri" w:hAnsi="Times New Roman" w:cs="Times New Roman"/>
+                <w:b/>
+                <w:bCs/>
+                <w:spacing w:val="-7"/>
+                <w:w w:val="98"/>
+                <w:sz w:val="18"/>
+                <w:szCs w:val="18"/>
+              </w:rPr>
+              <w:t>}}</w:t>
             </w:r>
           </w:p>
         </w:tc>
@@ -935,7 +1029,29 @@
                 <w:sz w:val="20"/>
                 <w:szCs w:val="20"/>
               </w:rPr>
-              <w:t>{{ucel}}</w:t>
+              <w:t>{{</w:t>
+            </w:r>
+            <w:proofErr w:type="spellStart"/>
+            <w:r>
+              <w:rPr>
+                <w:rFonts w:ascii="Times New Roman" w:eastAsia="Calibri" w:hAnsi="Times New Roman" w:cs="Times New Roman"/>
+                <w:b/>
+                <w:bCs/>
+                <w:sz w:val="20"/>
+                <w:szCs w:val="20"/>
+              </w:rPr>
+              <w:t>ucel</w:t>
+            </w:r>
+            <w:proofErr w:type="spellEnd"/>
+            <w:r>
+              <w:rPr>
+                <w:rFonts w:ascii="Times New Roman" w:eastAsia="Calibri" w:hAnsi="Times New Roman" w:cs="Times New Roman"/>
+                <w:b/>
+                <w:bCs/>
+                <w:sz w:val="20"/>
+                <w:szCs w:val="20"/>
+              </w:rPr>
+              <w:t>}}</w:t>
             </w:r>
           </w:p>
         </w:tc>
@@ -983,7 +1099,29 @@
                 <w:sz w:val="18"/>
                 <w:szCs w:val="18"/>
               </w:rPr>
-              <w:t>Určený dopravný prostriedok: (A,O, R, L, Lo, AUV, AUS</w:t>
+              <w:t xml:space="preserve">Určený dopravný prostriedok: (A,O, R, L, </w:t>
+            </w:r>
+            <w:proofErr w:type="spellStart"/>
+            <w:r>
+              <w:rPr>
+                <w:rFonts w:ascii="Times New Roman" w:eastAsia="Calibri" w:hAnsi="Times New Roman" w:cs="Times New Roman"/>
+                <w:spacing w:val="-7"/>
+                <w:w w:val="98"/>
+                <w:sz w:val="18"/>
+                <w:szCs w:val="18"/>
+              </w:rPr>
+              <w:t>Lo</w:t>
+            </w:r>
+            <w:proofErr w:type="spellEnd"/>
+            <w:r>
+              <w:rPr>
+                <w:rFonts w:ascii="Times New Roman" w:eastAsia="Calibri" w:hAnsi="Times New Roman" w:cs="Times New Roman"/>
+                <w:spacing w:val="-7"/>
+                <w:w w:val="98"/>
+                <w:sz w:val="18"/>
+                <w:szCs w:val="18"/>
+              </w:rPr>
+              <w:t>, AUV, AUS</w:t>
             </w:r>
             <w:r>
               <w:rPr>
@@ -1372,7 +1510,29 @@
           <w:sz w:val="14"/>
           <w:szCs w:val="14"/>
         </w:rPr>
-        <w:t xml:space="preserve">O- osobný vlak, R- rýchlik, , L- lietadlo, Lo-loď, AUV- súkromné cestné motorové vozidlo,  AUS- cestné motorové vozidlo poskytnuté zamestnávateľom,            </w:t>
+        <w:t xml:space="preserve">O- osobný vlak, R- rýchlik, , L- lietadlo, </w:t>
+      </w:r>
+      <w:proofErr w:type="spellStart"/>
+      <w:r>
+        <w:rPr>
+          <w:rFonts w:ascii="Times New Roman" w:eastAsia="Calibri" w:hAnsi="Times New Roman" w:cs="Times New Roman"/>
+          <w:spacing w:val="-7"/>
+          <w:w w:val="98"/>
+          <w:sz w:val="14"/>
+          <w:szCs w:val="14"/>
+        </w:rPr>
+        <w:t>Lo</w:t>
+      </w:r>
+      <w:proofErr w:type="spellEnd"/>
+      <w:r>
+        <w:rPr>
+          <w:rFonts w:ascii="Times New Roman" w:eastAsia="Calibri" w:hAnsi="Times New Roman" w:cs="Times New Roman"/>
+          <w:spacing w:val="-7"/>
+          <w:w w:val="98"/>
+          <w:sz w:val="14"/>
+          <w:szCs w:val="14"/>
+        </w:rPr>
+        <w:t xml:space="preserve">-loď, AUV- súkromné cestné motorové vozidlo,  AUS- cestné motorové vozidlo poskytnuté zamestnávateľom,            </w:t>
       </w:r>
       <w:r>
         <w:rPr>
@@ -2054,8 +2214,21 @@
           <w:sz w:val="18"/>
           <w:szCs w:val="18"/>
         </w:rPr>
-        <w:t>pplk. Ing. Zuzana Kochlicová</w:t>
-      </w:r>
+        <w:t xml:space="preserve">pplk. Ing. Zuzana </w:t>
+      </w:r>
+      <w:proofErr w:type="spellStart"/>
+      <w:r>
+        <w:rPr>
+          <w:rFonts w:ascii="Times New Roman" w:eastAsia="Calibri" w:hAnsi="Times New Roman" w:cs="Times New Roman"/>
+          <w:bCs/>
+          <w:spacing w:val="-5"/>
+          <w:w w:val="86"/>
+          <w:sz w:val="18"/>
+          <w:szCs w:val="18"/>
+        </w:rPr>
+        <w:t>Kochlicová</w:t>
+      </w:r>
+      <w:proofErr w:type="spellEnd"/>
     </w:p>
     <w:p>
       <w:pPr>
@@ -3288,7 +3461,27 @@
                 <w:sz w:val="20"/>
                 <w:szCs w:val="20"/>
               </w:rPr>
-              <w:t xml:space="preserve">o   a  a d r e s a </w:t>
+              <w:t xml:space="preserve">o   a  </w:t>
+            </w:r>
+            <w:proofErr w:type="spellStart"/>
+            <w:r>
+              <w:rPr>
+                <w:rFonts w:ascii="Times New Roman" w:eastAsia="Calibri" w:hAnsi="Times New Roman" w:cs="Times New Roman"/>
+                <w:w w:val="101"/>
+                <w:sz w:val="20"/>
+                <w:szCs w:val="20"/>
+              </w:rPr>
+              <w:t>a</w:t>
+            </w:r>
+            <w:proofErr w:type="spellEnd"/>
+            <w:r>
+              <w:rPr>
+                <w:rFonts w:ascii="Times New Roman" w:eastAsia="Calibri" w:hAnsi="Times New Roman" w:cs="Times New Roman"/>
+                <w:w w:val="101"/>
+                <w:sz w:val="20"/>
+                <w:szCs w:val="20"/>
+              </w:rPr>
+              <w:t xml:space="preserve"> d r e s a </w:t>
             </w:r>
           </w:p>
         </w:tc>
@@ -4488,7 +4681,7 @@
       <w:tr>
         <w:trPr>
           <w:cantSplit/>
-          <w:trHeight w:hRule="exact" w:val="296"/>
+          <w:trHeight w:hRule="exact" w:val="394"/>
         </w:trPr>
         <w:tc>
           <w:tcPr>
@@ -5143,7 +5336,7 @@
       <w:tr>
         <w:trPr>
           <w:cantSplit/>
-          <w:trHeight w:hRule="exact" w:val="290"/>
+          <w:trHeight w:hRule="exact" w:val="447"/>
         </w:trPr>
         <w:tc>
           <w:tcPr>
@@ -5798,7 +5991,7 @@
       <w:tr>
         <w:trPr>
           <w:cantSplit/>
-          <w:trHeight w:hRule="exact" w:val="284"/>
+          <w:trHeight w:hRule="exact" w:val="428"/>
         </w:trPr>
         <w:tc>
           <w:tcPr>
@@ -8916,8 +9109,21 @@
           <w:sz w:val="18"/>
           <w:szCs w:val="18"/>
         </w:rPr>
-        <w:t>pplk. Ing. Zuzana Kochlicová</w:t>
-      </w:r>
+        <w:t xml:space="preserve">pplk. Ing. Zuzana </w:t>
+      </w:r>
+      <w:proofErr w:type="spellStart"/>
+      <w:r>
+        <w:rPr>
+          <w:rFonts w:ascii="Times New Roman" w:eastAsia="Calibri" w:hAnsi="Times New Roman" w:cs="Times New Roman"/>
+          <w:bCs/>
+          <w:spacing w:val="-5"/>
+          <w:w w:val="86"/>
+          <w:sz w:val="18"/>
+          <w:szCs w:val="18"/>
+        </w:rPr>
+        <w:t>Kochlicová</w:t>
+      </w:r>
+      <w:proofErr w:type="spellEnd"/>
     </w:p>
     <w:p>
       <w:pPr>
@@ -10075,7 +10281,27 @@
           <w:sz w:val="16"/>
           <w:szCs w:val="16"/>
         </w:rPr>
-        <w:t>* nehodiace sa preškrtnite</w:t>
+        <w:t xml:space="preserve">* </w:t>
+      </w:r>
+      <w:proofErr w:type="spellStart"/>
+      <w:r>
+        <w:rPr>
+          <w:rFonts w:ascii="Times New Roman" w:eastAsia="Calibri" w:hAnsi="Times New Roman" w:cs="Times New Roman"/>
+          <w:i/>
+          <w:sz w:val="16"/>
+          <w:szCs w:val="16"/>
+        </w:rPr>
+        <w:t>nehodiace</w:t>
+      </w:r>
+      <w:proofErr w:type="spellEnd"/>
+      <w:r>
+        <w:rPr>
+          <w:rFonts w:ascii="Times New Roman" w:eastAsia="Calibri" w:hAnsi="Times New Roman" w:cs="Times New Roman"/>
+          <w:i/>
+          <w:sz w:val="16"/>
+          <w:szCs w:val="16"/>
+        </w:rPr>
+        <w:t xml:space="preserve"> sa preškrtnite</w:t>
       </w:r>
       <w:r>
         <w:rPr>
@@ -11869,23 +12095,6 @@
 </file>
 
 <file path=customXml/item1.xml><?xml version="1.0" encoding="utf-8"?>
-<p:properties xmlns:p="http://schemas.microsoft.com/office/2006/metadata/properties" xmlns:xsi="http://www.w3.org/2001/XMLSchema-instance" xmlns:pc="http://schemas.microsoft.com/office/infopath/2007/PartnerControls">
-  <documentManagement>
-    <Typ_x0020_predpisu xmlns="a447e3ff-5d52-476e-adfe-17c1c1c3d5b9" xsi:nil="true"/>
-  </documentManagement>
-</p:properties>
-</file>
-
-<file path=customXml/item2.xml><?xml version="1.0" encoding="utf-8"?>
-<?mso-contentType ?>
-<FormTemplates xmlns="http://schemas.microsoft.com/sharepoint/v3/contenttype/forms">
-  <Display>DocumentLibraryForm</Display>
-  <Edit>DocumentLibraryForm</Edit>
-  <New>DocumentLibraryForm</New>
-</FormTemplates>
-</file>
-
-<file path=customXml/item3.xml><?xml version="1.0" encoding="utf-8"?>
 <ct:contentTypeSchema xmlns:ct="http://schemas.microsoft.com/office/2006/metadata/contentType" xmlns:ma="http://schemas.microsoft.com/office/2006/metadata/properties/metaAttributes" ct:_="" ma:_="" ma:contentTypeName="Dokument" ma:contentTypeID="0x010100C2C41F480C3DA948AFE311DCC29B7C97" ma:contentTypeVersion="3" ma:contentTypeDescription="Umožňuje vytvoriť nový dokument." ma:contentTypeScope="" ma:versionID="29d15ef204402fc1de732ee40b4a71a6">
   <xsd:schema xmlns:xsd="http://www.w3.org/2001/XMLSchema" xmlns:xs="http://www.w3.org/2001/XMLSchema" xmlns:p="http://schemas.microsoft.com/office/2006/metadata/properties" xmlns:ns2="a447e3ff-5d52-476e-adfe-17c1c1c3d5b9" xmlns:ns3="7d7cdc55-6ebe-4ecb-a43c-ecb324da520f" targetNamespace="http://schemas.microsoft.com/office/2006/metadata/properties" ma:root="true" ma:fieldsID="9746969f80986966f0e32ed41c271fff" ns2:_="" ns3:_="">
     <xsd:import namespace="a447e3ff-5d52-476e-adfe-17c1c1c3d5b9"/>
@@ -12051,25 +12260,24 @@
 </ct:contentTypeSchema>
 </file>
 
-<file path=customXml/itemProps1.xml><?xml version="1.0" encoding="utf-8"?>
-<ds:datastoreItem xmlns:ds="http://schemas.openxmlformats.org/officeDocument/2006/customXml" ds:itemID="{2FA1124D-F71D-422C-AA38-203ABBFEA1C3}">
-  <ds:schemaRefs>
-    <ds:schemaRef ds:uri="http://schemas.microsoft.com/office/2006/metadata/properties"/>
-    <ds:schemaRef ds:uri="http://schemas.microsoft.com/office/infopath/2007/PartnerControls"/>
-    <ds:schemaRef ds:uri="a447e3ff-5d52-476e-adfe-17c1c1c3d5b9"/>
-  </ds:schemaRefs>
-</ds:datastoreItem>
+<file path=customXml/item2.xml><?xml version="1.0" encoding="utf-8"?>
+<?mso-contentType ?>
+<FormTemplates xmlns="http://schemas.microsoft.com/sharepoint/v3/contenttype/forms">
+  <Display>DocumentLibraryForm</Display>
+  <Edit>DocumentLibraryForm</Edit>
+  <New>DocumentLibraryForm</New>
+</FormTemplates>
 </file>
 
-<file path=customXml/itemProps2.xml><?xml version="1.0" encoding="utf-8"?>
-<ds:datastoreItem xmlns:ds="http://schemas.openxmlformats.org/officeDocument/2006/customXml" ds:itemID="{26075B3B-AADA-46FB-86D3-0486CDF733F7}">
-  <ds:schemaRefs>
-    <ds:schemaRef ds:uri="http://schemas.microsoft.com/sharepoint/v3/contenttype/forms"/>
-  </ds:schemaRefs>
-</ds:datastoreItem>
+<file path=customXml/item3.xml><?xml version="1.0" encoding="utf-8"?>
+<p:properties xmlns:p="http://schemas.microsoft.com/office/2006/metadata/properties" xmlns:xsi="http://www.w3.org/2001/XMLSchema-instance" xmlns:pc="http://schemas.microsoft.com/office/infopath/2007/PartnerControls">
+  <documentManagement>
+    <Typ_x0020_predpisu xmlns="a447e3ff-5d52-476e-adfe-17c1c1c3d5b9" xsi:nil="true"/>
+  </documentManagement>
+</p:properties>
 </file>
 
-<file path=customXml/itemProps3.xml><?xml version="1.0" encoding="utf-8"?>
+<file path=customXml/itemProps1.xml><?xml version="1.0" encoding="utf-8"?>
 <ds:datastoreItem xmlns:ds="http://schemas.openxmlformats.org/officeDocument/2006/customXml" ds:itemID="{42A1F187-9536-4151-B0AE-AB3CCD65CF95}">
   <ds:schemaRefs>
     <ds:schemaRef ds:uri="http://schemas.microsoft.com/office/2006/metadata/contentType"/>
@@ -12086,4 +12294,22 @@
     <ds:schemaRef ds:uri="http://schemas.microsoft.com/internal/obd"/>
   </ds:schemaRefs>
 </ds:datastoreItem>
+</file>
+
+<file path=customXml/itemProps2.xml><?xml version="1.0" encoding="utf-8"?>
+<ds:datastoreItem xmlns:ds="http://schemas.openxmlformats.org/officeDocument/2006/customXml" ds:itemID="{26075B3B-AADA-46FB-86D3-0486CDF733F7}">
+  <ds:schemaRefs>
+    <ds:schemaRef ds:uri="http://schemas.microsoft.com/sharepoint/v3/contenttype/forms"/>
+  </ds:schemaRefs>
+</ds:datastoreItem>
+</file>
+
+<file path=customXml/itemProps3.xml><?xml version="1.0" encoding="utf-8"?>
+<ds:datastoreItem xmlns:ds="http://schemas.openxmlformats.org/officeDocument/2006/customXml" ds:itemID="{2FA1124D-F71D-422C-AA38-203ABBFEA1C3}">
+  <ds:schemaRefs>
+    <ds:schemaRef ds:uri="http://schemas.microsoft.com/office/2006/metadata/properties"/>
+    <ds:schemaRef ds:uri="http://schemas.microsoft.com/office/infopath/2007/PartnerControls"/>
+    <ds:schemaRef ds:uri="a447e3ff-5d52-476e-adfe-17c1c1c3d5b9"/>
+  </ds:schemaRefs>
+</ds:datastoreItem>
 </file>